--- a/BÁO CÁO TIẾN ĐỘ.docx
+++ b/BÁO CÁO TIẾN ĐỘ.docx
@@ -389,11 +389,8 @@
         <w:jc w:val="both"/>
       </w:pPr>
       <w:r>
-        <w:t>Em cài đặt Python, tạo môi trường ảo riêng, cài các thư viện cần thiết như pandas, numpy, scikit-learn, xgboost, matplotlib, seaborn, ultralytics, torch, torchvision, opencv-</w:t>
-      </w:r>
-      <w:r>
         <w:lastRenderedPageBreak/>
-        <w:t>python và streamlit. Visual Studio Code được sử dụng làm IDE chính để viết và quản lý mã nguồn.</w:t>
+        <w:t>Em cài đặt Python, tạo môi trường ảo riêng, cài các thư viện cần thiết như pandas, numpy, scikit-learn, xgboost, matplotlib, seaborn, ultralytics, torch, torchvision, opencv-python và streamlit. Visual Studio Code được sử dụng làm IDE chính để viết và quản lý mã nguồn.</w:t>
       </w:r>
     </w:p>
     <w:p>
@@ -809,7 +806,6 @@
         <w:rPr>
           <w:b/>
         </w:rPr>
-        <w:lastRenderedPageBreak/>
         <w:t>Kiến thức học được:</w:t>
       </w:r>
     </w:p>
@@ -820,6 +816,7 @@
         <w:jc w:val="both"/>
       </w:pPr>
       <w:r>
+        <w:lastRenderedPageBreak/>
         <w:t>Hiểu khái niệm object detection và sự khác nhau giữa classification với detection.</w:t>
       </w:r>
     </w:p>
@@ -1037,11 +1034,7 @@
         </w:rPr>
       </w:pPr>
       <w:r>
-        <w:t xml:space="preserve">YOLOv8n có ưu điểm nhẹ và nhanh nhưng khả năng học đặc trưng chưa tốt nhất. YOLOv8m có năng lực học mạnh hơn nhưng chi phí tính toán cao hơn. YOLOv8s thể hiện </w:t>
-      </w:r>
-      <w:r>
-        <w:lastRenderedPageBreak/>
-        <w:t>sự cân bằng tốt hơn giữa độ chính xác và tốc độ nên được giữ lại làm hướng chính để phát triển tiếp.</w:t>
+        <w:t>YOLOv8n có ưu điểm nhẹ và nhanh nhưng khả năng học đặc trưng chưa tốt nhất. YOLOv8m có năng lực học mạnh hơn nhưng chi phí tính toán cao hơn. YOLOv8s thể hiện sự cân bằng tốt hơn giữa độ chính xác và tốc độ nên được giữ lại làm hướng chính để phát triển tiếp.</w:t>
       </w:r>
     </w:p>
     <w:p>
@@ -1057,6 +1050,7 @@
         <w:rPr>
           <w:lang w:val="vi-VN"/>
         </w:rPr>
+        <w:lastRenderedPageBreak/>
         <w:t>Em cũng đã thử nghiệm train mô hình YOLOv8s với nhiều tham số khác nhau:</w:t>
       </w:r>
       <w:r>
@@ -1241,7 +1235,6 @@
         <w:jc w:val="both"/>
       </w:pPr>
       <w:r>
-        <w:lastRenderedPageBreak/>
         <w:t>Nhận thức được sự khác nhau giữa metric validation và quan sát trực tiếp kết quả inference trên ảnh thực tế.</w:t>
       </w:r>
     </w:p>
@@ -1263,6 +1256,7 @@
         <w:jc w:val="both"/>
       </w:pPr>
       <w:r>
+        <w:lastRenderedPageBreak/>
         <w:t>Một số ảnh thực tế có hư hỏng nhỏ nhưng annotation không đầy đủ, có thể làm giảm metric khi đánh giá tự động.</w:t>
       </w:r>
     </w:p>
@@ -1443,7 +1437,6 @@
         <w:jc w:val="both"/>
       </w:pPr>
       <w:r>
-        <w:lastRenderedPageBreak/>
         <w:t>Do dự án chưa có dữ liệu ground truth cho giá xe sau khi xét đến hư hỏng, em không xây dựng mô hình supervised learning cho bước cuối. Thay vào đó, em thiết kế cơ chế rule-based adjustment dựa trên số lượng hư hỏng, loại hư hỏng, tỷ lệ diện tích vùng hỏng và mức độ nghiêm trọng.</w:t>
       </w:r>
     </w:p>
@@ -1454,6 +1447,7 @@
         <w:jc w:val="both"/>
       </w:pPr>
       <w:r>
+        <w:lastRenderedPageBreak/>
         <w:t>Các module chính bắt đầu được tách rõ hơn, bao gồm module định giá, module phát hiện hư hỏng, module phân loại mức độ hư hỏng và các hàm tiện ích phục vụ hiển thị kết quả.</w:t>
       </w:r>
     </w:p>
@@ -1621,7 +1615,6 @@
         <w:jc w:val="both"/>
       </w:pPr>
       <w:r>
-        <w:lastRenderedPageBreak/>
         <w:t>Hiểu cách kết nối phần giao diện với các module xử lý mô hình ở backend.</w:t>
       </w:r>
     </w:p>
@@ -1666,7 +1659,23 @@
           <w:b w:val="0"/>
           <w:sz w:val="26"/>
         </w:rPr>
-        <w:t>I.12. Từ ngày 21/05 - 22/05/2026: Hoàn thiện báo cáo, kiểm thử và đánh giá hệ thống</w:t>
+        <w:lastRenderedPageBreak/>
+        <w:t>I.12. Từ ngày 21/05 - 22/05/2026: Hoàn thiện báo cáo</w:t>
+      </w:r>
+      <w:r>
+        <w:rPr>
+          <w:b w:val="0"/>
+          <w:sz w:val="26"/>
+          <w:lang w:val="vi-VN"/>
+        </w:rPr>
+        <w:t xml:space="preserve"> lần 1</w:t>
+      </w:r>
+      <w:r>
+        <w:rPr>
+          <w:b w:val="0"/>
+          <w:sz w:val="26"/>
+        </w:rPr>
+        <w:t>, kiểm thử và đánh giá hệ thống</w:t>
       </w:r>
     </w:p>
     <w:p>
@@ -1705,6 +1714,9 @@
         <w:spacing w:after="120"/>
         <w:ind w:firstLine="425"/>
         <w:jc w:val="both"/>
+        <w:rPr>
+          <w:lang w:val="vi-VN"/>
+        </w:rPr>
       </w:pPr>
       <w:r>
         <w:t>Đến cuối giai đoạn này, hệ thống đã hoàn thiện ở mức độ demo có thể chạy được, thể hiện đầy đủ luồng xử lý từ dữ liệu bảng và ảnh xe đến giá tham khảo cuối cùng.</w:t>
@@ -1781,6 +1793,275 @@
       <w:r>
         <w:t>Em giải quyết bằng cách kiểm thử từng bước trong pipeline và ghi lại các hạn chế để đưa vào phần hướng phát triển.</w:t>
       </w:r>
+    </w:p>
+    <w:p>
+      <w:pPr>
+        <w:pStyle w:val="ListBullet"/>
+        <w:numPr>
+          <w:ilvl w:val="0"/>
+          <w:numId w:val="0"/>
+        </w:numPr>
+        <w:spacing w:after="60"/>
+        <w:jc w:val="both"/>
+      </w:pPr>
+    </w:p>
+    <w:p>
+      <w:pPr>
+        <w:pStyle w:val="ListBullet"/>
+        <w:numPr>
+          <w:ilvl w:val="0"/>
+          <w:numId w:val="0"/>
+        </w:numPr>
+        <w:rPr>
+          <w:lang w:val="vi-VN"/>
+        </w:rPr>
+      </w:pPr>
+      <w:r>
+        <w:rPr>
+          <w:lang w:val="vi-VN"/>
+        </w:rPr>
+        <w:t>I.13. Từ ngày 22/5-31/5/2026: Tìm hiểu, chỉnh sửa và chạy thử các mô hình CNN để tăng độ chính xác</w:t>
+      </w:r>
+    </w:p>
+    <w:p>
+      <w:pPr>
+        <w:pStyle w:val="ListBullet"/>
+        <w:numPr>
+          <w:ilvl w:val="0"/>
+          <w:numId w:val="0"/>
+        </w:numPr>
+        <w:rPr>
+          <w:b/>
+          <w:bCs/>
+          <w:lang w:val="vi-VN"/>
+        </w:rPr>
+      </w:pPr>
+      <w:r>
+        <w:rPr>
+          <w:b/>
+          <w:bCs/>
+          <w:lang w:val="vi-VN"/>
+        </w:rPr>
+        <w:t>Công việc đã thực hiện:</w:t>
+      </w:r>
+    </w:p>
+    <w:p>
+      <w:pPr>
+        <w:pStyle w:val="ListBullet"/>
+        <w:numPr>
+          <w:ilvl w:val="0"/>
+          <w:numId w:val="0"/>
+        </w:numPr>
+        <w:rPr>
+          <w:lang w:val="vi-VN"/>
+        </w:rPr>
+      </w:pPr>
+      <w:r>
+        <w:rPr>
+          <w:lang w:val="vi-VN"/>
+        </w:rPr>
+        <w:tab/>
+        <w:t xml:space="preserve">Giai đoạn này, em tìm hiểu được về các mô hình CNN hiện đại: ConvNeXt, </w:t>
+      </w:r>
+      <w:r>
+        <w:t>E</w:t>
+      </w:r>
+      <w:r>
+        <w:t>fficientNet</w:t>
+      </w:r>
+      <w:r>
+        <w:rPr>
+          <w:lang w:val="vi-VN"/>
+        </w:rPr>
+        <w:t>. Vì phiên bản cũ CNN em dùng ResNet18 mặc dù kết quả trên tập train khá tốt nhưng trên tập test thì accuracy chưa ổn và có xu hướng overfit, qua tìm hiểu vì ResNet18 khá cũ, không phân biệt được rõ các chi tiết nhỏ, nên lớp ở giữa(moderate) thường bị nhầm thành 2 lớp còn lại, hơn nữa mô hình EfficientNet tối ưu hơn giữa độ sâu, độ rộng và độ phân giải, dùng tham số thông minh hơn ResNet18.</w:t>
+      </w:r>
+    </w:p>
+    <w:p>
+      <w:pPr>
+        <w:pStyle w:val="ListBullet"/>
+        <w:numPr>
+          <w:ilvl w:val="0"/>
+          <w:numId w:val="0"/>
+        </w:numPr>
+        <w:rPr>
+          <w:lang w:val="vi-VN"/>
+        </w:rPr>
+      </w:pPr>
+      <w:r>
+        <w:rPr>
+          <w:lang w:val="vi-VN"/>
+        </w:rPr>
+        <w:tab/>
+        <w:t xml:space="preserve">Để thử nghiệm thực tế xem mô hình EfficientNet tốt hơn như thế nào, em thay đổi một vài điểm trong code cũ, dùng mô hình </w:t>
+      </w:r>
+      <w:r>
+        <w:t>EfficientNet-B0</w:t>
+      </w:r>
+      <w:r>
+        <w:rPr>
+          <w:lang w:val="vi-VN"/>
+        </w:rPr>
+        <w:t xml:space="preserve"> và </w:t>
+      </w:r>
+      <w:r>
+        <w:t>EfficientNet-</w:t>
+      </w:r>
+      <w:r>
+        <w:t>B2</w:t>
+      </w:r>
+      <w:r>
+        <w:rPr>
+          <w:lang w:val="vi-VN"/>
+        </w:rPr>
+        <w:t xml:space="preserve"> để thử nghiệm, giữ lại nhiều chi tiết hơn của vùng hư hỏng bằng cách tăng image_size, tránh crop </w:t>
+      </w:r>
+      <w:r>
+        <w:rPr>
+          <w:lang w:val="vi-VN"/>
+        </w:rPr>
+        <w:lastRenderedPageBreak/>
+        <w:t>ngẫu nhiên làm mất dữ liệu quan trọng, t</w:t>
+      </w:r>
+      <w:r>
+        <w:t>hay CrossEntropy bằng Focal Loss có class weight, và lưu checkpoint tốt nhất theo macro F1 thay vì accuracy.</w:t>
+      </w:r>
+    </w:p>
+    <w:p>
+      <w:pPr>
+        <w:spacing w:after="80"/>
+      </w:pPr>
+      <w:r>
+        <w:rPr>
+          <w:b/>
+        </w:rPr>
+        <w:t>Kiến thức học được:</w:t>
+      </w:r>
+    </w:p>
+    <w:p>
+      <w:pPr>
+        <w:pStyle w:val="ListBullet"/>
+        <w:spacing w:after="60"/>
+        <w:jc w:val="both"/>
+      </w:pPr>
+      <w:r>
+        <w:t>Tìm</w:t>
+      </w:r>
+      <w:r>
+        <w:rPr>
+          <w:lang w:val="vi-VN"/>
+        </w:rPr>
+        <w:t xml:space="preserve"> hiểu được thêm về các mô hình CNN hiện đại so với bản cũ,</w:t>
+      </w:r>
+      <w:r>
+        <w:rPr>
+          <w:lang w:val="vi-VN"/>
+        </w:rPr>
+        <w:t xml:space="preserve"> các mô hình mới đã thay đổi, cải tiến gì so với bản cũ</w:t>
+      </w:r>
+      <w:r>
+        <w:t>.</w:t>
+      </w:r>
+    </w:p>
+    <w:p>
+      <w:pPr>
+        <w:pStyle w:val="ListBullet"/>
+        <w:spacing w:after="60"/>
+        <w:jc w:val="both"/>
+      </w:pPr>
+      <w:r>
+        <w:rPr>
+          <w:lang w:val="vi-VN"/>
+        </w:rPr>
+        <w:t>Chọn lưu best mô hình theo f1 thay vì accuracy tránh overfitting</w:t>
+      </w:r>
+    </w:p>
+    <w:p>
+      <w:pPr>
+        <w:pStyle w:val="ListBullet"/>
+        <w:spacing w:after="60"/>
+        <w:jc w:val="both"/>
+      </w:pPr>
+      <w:r>
+        <w:rPr>
+          <w:lang w:val="vi-VN"/>
+        </w:rPr>
+        <w:t>Tầm quan trọng của Độ phân giải hình ảnh đối với Backbone.</w:t>
+      </w:r>
+    </w:p>
+    <w:p>
+      <w:pPr>
+        <w:spacing w:after="80"/>
+      </w:pPr>
+      <w:r>
+        <w:rPr>
+          <w:b/>
+        </w:rPr>
+        <w:t>Khó khăn gặp phải:</w:t>
+      </w:r>
+    </w:p>
+    <w:p>
+      <w:pPr>
+        <w:pStyle w:val="ListBullet"/>
+        <w:spacing w:after="60"/>
+        <w:jc w:val="both"/>
+      </w:pPr>
+      <w:r>
+        <w:t>Code</w:t>
+      </w:r>
+      <w:r>
+        <w:rPr>
+          <w:lang w:val="vi-VN"/>
+        </w:rPr>
+        <w:t xml:space="preserve"> phức tạp hơn, thời gian huấn luyện lâu hơn</w:t>
+      </w:r>
+    </w:p>
+    <w:p>
+      <w:pPr>
+        <w:pStyle w:val="ListBullet"/>
+        <w:spacing w:after="60"/>
+        <w:jc w:val="both"/>
+      </w:pPr>
+      <w:r>
+        <w:t xml:space="preserve">Lỗi bất đồng bộ kiến </w:t>
+      </w:r>
+      <w:r>
+        <w:t>trúc</w:t>
+      </w:r>
+      <w:r>
+        <w:rPr>
+          <w:lang w:val="vi-VN"/>
+        </w:rPr>
+        <w:t>:</w:t>
+      </w:r>
+      <w:r>
+        <w:t>Khi chuyển đổi từ ResNet18 sang các dòng Ef</w:t>
+      </w:r>
+      <w:r>
+        <w:t>ficientNet</w:t>
+      </w:r>
+      <w:r>
+        <w:rPr>
+          <w:lang w:val="vi-VN"/>
+        </w:rPr>
+        <w:t xml:space="preserve">, </w:t>
+      </w:r>
+      <w:r>
+        <w:t>số lượng đặc trưng đầu ra của lớp cuối cùng trước khi vào Classifier thay đổi liên tục (ResNet18 là 512, B0 là 1280, B2 là 1408). Hệ thống liên tục báo lỗi ma trận không khớp kích thước khi tính Loss.</w:t>
+      </w:r>
+    </w:p>
+    <w:p>
+      <w:pPr>
+        <w:pStyle w:val="ListBullet"/>
+        <w:numPr>
+          <w:ilvl w:val="0"/>
+          <w:numId w:val="0"/>
+        </w:numPr>
+        <w:spacing w:after="60"/>
+        <w:jc w:val="both"/>
+        <w:rPr>
+          <w:lang w:val="vi-VN"/>
+        </w:rPr>
+      </w:pPr>
     </w:p>
     <w:p>
       <w:pPr>
@@ -1811,7 +2092,6 @@
         <w:jc w:val="both"/>
       </w:pPr>
       <w:r>
-        <w:lastRenderedPageBreak/>
         <w:t>Về mặt kết quả, mô hình XGBoost được lựa chọn làm mô hình chính cho nhánh dự đoán giá xe do đạt hiệu quả tốt nhất trên tập validation. Ở nhánh Computer Vision, YOLOv8s trên bộ dữ liệu merge_data được chọn làm mô hình phát hiện hư hỏng chính vì cân bằng tốt giữa độ chính xác và khả năng triển khai. Mô hình ResNet18 đã được tích hợp để phân loại severity, tuy kết quả vẫn còn hạn chế nhưng đủ để đóng vai trò tín hiệu hỗ trợ trong pipeline demo.</w:t>
       </w:r>
     </w:p>
@@ -2000,7 +2280,7 @@
   <w:abstractNum w:abstractNumId="8" w15:restartNumberingAfterBreak="0">
     <w:nsid w:val="FFFFFF89"/>
     <w:multiLevelType w:val="singleLevel"/>
-    <w:tmpl w:val="29761A62"/>
+    <w:tmpl w:val="7C52E212"/>
     <w:lvl w:ilvl="0">
       <w:start w:val="1"/>
       <w:numFmt w:val="bullet"/>
@@ -2437,7 +2717,7 @@
   <w:style w:type="paragraph" w:default="1" w:styleId="Normal">
     <w:name w:val="Normal"/>
     <w:qFormat/>
-    <w:rsid w:val="00FC693F"/>
+    <w:rsid w:val="000B7C50"/>
     <w:rPr>
       <w:rFonts w:ascii="Times New Roman" w:eastAsia="Times New Roman" w:hAnsi="Times New Roman"/>
       <w:sz w:val="26"/>
@@ -2654,7 +2934,6 @@
   <w:style w:type="character" w:default="1" w:styleId="DefaultParagraphFont">
     <w:name w:val="Default Paragraph Font"/>
     <w:uiPriority w:val="1"/>
-    <w:semiHidden/>
     <w:unhideWhenUsed/>
   </w:style>
   <w:style w:type="table" w:default="1" w:styleId="TableNormal">
